--- a/thesis/003_ThesisProposal_Draft_090.docx
+++ b/thesis/003_ThesisProposal_Draft_090.docx
@@ -1144,11 +1144,12 @@
       <w:pPr>
         <w:spacing w:before="120" w:after="240" w:line="480" w:lineRule="auto"/>
         <w:jc w:val="center"/>
+        <w:keepNext/>
       </w:pPr>
       <w:r>
         <w:drawing>
           <wp:inline>
-            <wp:extent cx="5029200" cy="3981450"/>
+            <wp:extent cx="3520440" cy="2787015"/>
             <wp:docPr id="1" name="Picture 1"/>
             <wp:cNvGraphicFramePr>
               <a:graphicFrameLocks noChangeAspect="1"/>

--- a/thesis/003_ThesisProposal_Draft_090.docx
+++ b/thesis/003_ThesisProposal_Draft_090.docx
@@ -281,6 +281,9 @@
         <w:t xml:space="preserve">October 2026</w:t>
       </w:r>
     </w:p>
+    <w:p/>
+    <w:p/>
+    <w:p/>
     <w:p>
       <w:pPr>
         <w:spacing w:before="720" w:after="720" w:line="480" w:lineRule="auto"/>
@@ -2183,6 +2186,9 @@
         </w:rPr>
       </w:r>
     </w:p>
+    <w:p/>
+    <w:p/>
+    <w:p/>
     <w:p>
       <w:pPr>
         <w:spacing w:before="720" w:after="720" w:line="480" w:lineRule="auto"/>
@@ -4029,6 +4035,9 @@
         <w:t>Abstracts were accessed on-site at the PSAU Library with proper authorization. Student names were fully anonymized using discipline codes (Acs1–Acs10, Aas1–Aas10, VM1–VM20, B1–B20) before analysis began. Thesis titles that appear as quoted wording inside an abstract (source text) were redacted in the coded appendix where they identified the work. Residual title fragments, if any, do not include student names. The study analyzed linguistic patterns in text, not student performance or personal information. All data files were stored on password-protected devices and encrypted cloud storage accessible only to the researcher and thesis adviser. These files are retained for five years to support verification of coding decisions by future researchers and to allow for follow-up comparative studies, after which they are permanently deleted in line with standard academic data retention practice.</w:t>
       </w:r>
     </w:p>
+    <w:p/>
+    <w:p/>
+    <w:p/>
     <w:p>
       <w:pPr>
         <w:spacing w:before="720" w:after="720" w:line="480" w:lineRule="auto"/>
@@ -11130,28 +11139,9 @@
         <w:t xml:space="preserve">The study cannot separate genuine field norms from adviser-enforced conventions. The findings describe the ratified abstracts, not individual cognition. Read as a local baseline, the corpus supports a limited claim: among these three PSAU programs, the only pairwise density contrast that survives correction is Biology versus Veterinary Medicine, and that contrast is not reducible to outcome type in the Binary cell comparison above. Whether that pattern reflects program practice, adviser feedback, or other institutional factors cannot be decided from abstract text alone; the present study maps the textual result, not its causes.</w:t>
       </w:r>
     </w:p>
-    <w:p>
-      <w:pPr>
-        <w:spacing w:before="0" w:after="0" w:line="480" w:lineRule="auto"/>
-        <w:ind w:firstLine="720"/>
-        <w:jc w:val="both"/>
-        <w:rPr/>
-      </w:pPr>
-      <w:r>
-        <w:rPr>
-          <w:rtl w:val="0"/>
-        </w:rPr>
-        <w:t/>
-      </w:r>
-    </w:p>
-    <w:p>
-      <w:pPr>
-        <w:spacing w:before="0" w:after="0" w:line="240" w:lineRule="auto"/>
-      </w:pPr>
-      <w:r>
-        <w:br w:type="page"/>
-      </w:r>
-    </w:p>
+    <w:p/>
+    <w:p/>
+    <w:p/>
     <w:p>
       <w:pPr>
         <w:spacing w:before="720" w:after="720" w:line="480" w:lineRule="auto"/>
@@ -11426,14 +11416,9 @@
         </w:rPr>
       </w:r>
     </w:p>
-    <w:p>
-      <w:pPr>
-        <w:spacing w:before="0" w:after="0" w:line="240" w:lineRule="auto"/>
-      </w:pPr>
-      <w:r>
-        <w:br w:type="page"/>
-      </w:r>
-    </w:p>
+    <w:p/>
+    <w:p/>
+    <w:p/>
     <w:p>
       <w:pPr>
         <w:spacing w:before="720" w:after="720" w:line="480" w:lineRule="auto"/>
@@ -12375,6 +12360,9 @@
         <w:t>(2), 249–265. https://doi.org/10.1002/leap.1515</w:t>
       </w:r>
     </w:p>
+    <w:p/>
+    <w:p/>
+    <w:p/>
     <w:p>
       <w:pPr>
         <w:keepNext w:val="1"/>
@@ -12404,6 +12392,9 @@
         </w:rPr>
       </w:r>
     </w:p>
+    <w:p/>
+    <w:p/>
+    <w:p/>
     <w:p>
       <w:pPr>
         <w:spacing w:before="40" w:after="20" w:line="264" w:lineRule="auto"/>
@@ -19866,6 +19857,9 @@
         </w:rPr>
       </w:r>
     </w:p>
+    <w:p/>
+    <w:p/>
+    <w:p/>
     <w:p>
       <w:pPr>
         <w:spacing w:before="120" w:after="0" w:line="456" w:lineRule="auto"/>
@@ -20718,6 +20712,9 @@
         </w:rPr>
       </w:r>
     </w:p>
+    <w:p/>
+    <w:p/>
+    <w:p/>
     <w:p>
       <w:pPr>
         <w:keepNext w:val="1"/>

--- a/thesis/003_ThesisProposal_Draft_090.docx
+++ b/thesis/003_ThesisProposal_Draft_090.docx
@@ -11139,7 +11139,11 @@
         <w:t xml:space="preserve">The study cannot separate genuine field norms from adviser-enforced conventions. The findings describe the ratified abstracts, not individual cognition. Read as a local baseline, the corpus supports a limited claim: among these three PSAU programs, the only pairwise density contrast that survives correction is Biology versus Veterinary Medicine, and that contrast is not reducible to outcome type in the Binary cell comparison above. Whether that pattern reflects program practice, adviser feedback, or other institutional factors cannot be decided from abstract text alone; the present study maps the textual result, not its causes.</w:t>
       </w:r>
     </w:p>
-    <w:p/>
+    <w:p>
+      <w:r>
+        <w:br w:type="page"/>
+      </w:r>
+    </w:p>
     <w:p/>
     <w:p/>
     <w:p>
@@ -11416,7 +11420,11 @@
         </w:rPr>
       </w:r>
     </w:p>
-    <w:p/>
+    <w:p>
+      <w:r>
+        <w:br w:type="page"/>
+      </w:r>
+    </w:p>
     <w:p/>
     <w:p/>
     <w:p>
@@ -12360,7 +12368,11 @@
         <w:t>(2), 249–265. https://doi.org/10.1002/leap.1515</w:t>
       </w:r>
     </w:p>
-    <w:p/>
+    <w:p>
+      <w:r>
+        <w:br w:type="page"/>
+      </w:r>
+    </w:p>
     <w:p/>
     <w:p/>
     <w:p>
@@ -12369,7 +12381,6 @@
         <w:spacing w:before="240" w:after="240" w:line="240" w:lineRule="auto"/>
         <w:jc w:val="center"/>
         <w:rPr/>
-        <w:pageBreakBefore w:val="1"/>
       </w:pPr>
       <w:r>
         <w:rPr>
@@ -20718,10 +20729,9 @@
     <w:p>
       <w:pPr>
         <w:keepNext w:val="1"/>
-        <w:spacing w:before="240" w:after="0" w:line="480" w:lineRule="auto"/>
+        <w:spacing w:before="720" w:after="0" w:line="480" w:lineRule="auto"/>
         <w:jc w:val="center"/>
         <w:rPr/>
-        <w:pageBreakBefore/>
       </w:pPr>
       <w:r>
         <w:rPr>

--- a/thesis/003_ThesisProposal_Draft_090.docx
+++ b/thesis/003_ThesisProposal_Draft_090.docx
@@ -281,9 +281,6 @@
         <w:t xml:space="preserve">October 2026</w:t>
       </w:r>
     </w:p>
-    <w:p/>
-    <w:p/>
-    <w:p/>
     <w:p>
       <w:pPr>
         <w:spacing w:before="720" w:after="720" w:line="480" w:lineRule="auto"/>
@@ -2186,9 +2183,6 @@
         </w:rPr>
       </w:r>
     </w:p>
-    <w:p/>
-    <w:p/>
-    <w:p/>
     <w:p>
       <w:pPr>
         <w:spacing w:before="720" w:after="720" w:line="480" w:lineRule="auto"/>
@@ -4035,9 +4029,6 @@
         <w:t>Abstracts were accessed on-site at the PSAU Library with proper authorization. Student names were fully anonymized using discipline codes (Acs1–Acs10, Aas1–Aas10, VM1–VM20, B1–B20) before analysis began. Thesis titles that appear as quoted wording inside an abstract (source text) were redacted in the coded appendix where they identified the work. Residual title fragments, if any, do not include student names. The study analyzed linguistic patterns in text, not student performance or personal information. All data files were stored on password-protected devices and encrypted cloud storage accessible only to the researcher and thesis adviser. These files are retained for five years to support verification of coding decisions by future researchers and to allow for follow-up comparative studies, after which they are permanently deleted in line with standard academic data retention practice.</w:t>
       </w:r>
     </w:p>
-    <w:p/>
-    <w:p/>
-    <w:p/>
     <w:p>
       <w:pPr>
         <w:spacing w:before="720" w:after="720" w:line="480" w:lineRule="auto"/>
@@ -11140,13 +11131,6 @@
       </w:r>
     </w:p>
     <w:p>
-      <w:r>
-        <w:br w:type="page"/>
-      </w:r>
-    </w:p>
-    <w:p/>
-    <w:p/>
-    <w:p>
       <w:pPr>
         <w:spacing w:before="720" w:after="720" w:line="480" w:lineRule="auto"/>
         <w:jc w:val="center"/>
@@ -11421,13 +11405,6 @@
       </w:r>
     </w:p>
     <w:p>
-      <w:r>
-        <w:br w:type="page"/>
-      </w:r>
-    </w:p>
-    <w:p/>
-    <w:p/>
-    <w:p>
       <w:pPr>
         <w:spacing w:before="720" w:after="720" w:line="480" w:lineRule="auto"/>
         <w:jc w:val="center"/>
@@ -12369,13 +12346,6 @@
       </w:r>
     </w:p>
     <w:p>
-      <w:r>
-        <w:br w:type="page"/>
-      </w:r>
-    </w:p>
-    <w:p/>
-    <w:p/>
-    <w:p>
       <w:pPr>
         <w:keepNext w:val="1"/>
         <w:spacing w:before="240" w:after="240" w:line="240" w:lineRule="auto"/>
@@ -12403,9 +12373,6 @@
         </w:rPr>
       </w:r>
     </w:p>
-    <w:p/>
-    <w:p/>
-    <w:p/>
     <w:p>
       <w:pPr>
         <w:spacing w:before="40" w:after="20" w:line="264" w:lineRule="auto"/>
@@ -19868,9 +19835,6 @@
         </w:rPr>
       </w:r>
     </w:p>
-    <w:p/>
-    <w:p/>
-    <w:p/>
     <w:p>
       <w:pPr>
         <w:spacing w:before="120" w:after="0" w:line="456" w:lineRule="auto"/>
@@ -20723,9 +20687,6 @@
         </w:rPr>
       </w:r>
     </w:p>
-    <w:p/>
-    <w:p/>
-    <w:p/>
     <w:p>
       <w:pPr>
         <w:keepNext w:val="1"/>

--- a/thesis/003_ThesisProposal_Draft_090.docx
+++ b/thesis/003_ThesisProposal_Draft_090.docx
@@ -11130,6 +11130,8 @@
         <w:t xml:space="preserve">The study cannot separate genuine field norms from adviser-enforced conventions. The findings describe the ratified abstracts, not individual cognition. Read as a local baseline, the corpus supports a limited claim: among these three PSAU programs, the only pairwise density contrast that survives correction is Biology versus Veterinary Medicine, and that contrast is not reducible to outcome type in the Binary cell comparison above. Whether that pattern reflects program practice, adviser feedback, or other institutional factors cannot be decided from abstract text alone; the present study maps the textual result, not its causes.</w:t>
       </w:r>
     </w:p>
+    <w:p/>
+    <w:p/>
     <w:p>
       <w:pPr>
         <w:spacing w:before="720" w:after="720" w:line="480" w:lineRule="auto"/>
@@ -11404,6 +11406,7 @@
         </w:rPr>
       </w:r>
     </w:p>
+    <w:p/>
     <w:p>
       <w:pPr>
         <w:spacing w:before="720" w:after="720" w:line="480" w:lineRule="auto"/>
@@ -12351,6 +12354,7 @@
         <w:spacing w:before="240" w:after="240" w:line="240" w:lineRule="auto"/>
         <w:jc w:val="center"/>
         <w:rPr/>
+        <w:pageBreakBefore/>
       </w:pPr>
       <w:r>
         <w:rPr>

--- a/thesis/003_ThesisProposal_Draft_090.docx
+++ b/thesis/003_ThesisProposal_Draft_090.docx
@@ -12351,7 +12351,7 @@
     <w:p>
       <w:pPr>
         <w:keepNext w:val="1"/>
-        <w:spacing w:before="240" w:after="240" w:line="240" w:lineRule="auto"/>
+        <w:spacing w:before="720" w:after="720" w:line="480" w:lineRule="auto"/>
         <w:jc w:val="center"/>
         <w:rPr/>
         <w:pageBreakBefore/>
@@ -19841,7 +19841,7 @@
     </w:p>
     <w:p>
       <w:pPr>
-        <w:spacing w:before="120" w:after="0" w:line="456" w:lineRule="auto"/>
+        <w:spacing w:before="720" w:after="720" w:line="480" w:lineRule="auto"/>
         <w:jc w:val="center"/>
         <w:rPr/>
       </w:pPr>
@@ -20694,7 +20694,7 @@
     <w:p>
       <w:pPr>
         <w:keepNext w:val="1"/>
-        <w:spacing w:before="720" w:after="0" w:line="480" w:lineRule="auto"/>
+        <w:spacing w:before="720" w:after="720" w:line="480" w:lineRule="auto"/>
         <w:jc w:val="center"/>
         <w:rPr/>
       </w:pPr>

--- a/thesis/003_ThesisProposal_Draft_090.docx
+++ b/thesis/003_ThesisProposal_Draft_090.docx
@@ -281,6 +281,9 @@
         <w:t xml:space="preserve">October 2026</w:t>
       </w:r>
     </w:p>
+    <w:p/>
+    <w:p/>
+    <w:p/>
     <w:p>
       <w:pPr>
         <w:spacing w:before="720" w:after="720" w:line="480" w:lineRule="auto"/>
@@ -2183,6 +2186,9 @@
         </w:rPr>
       </w:r>
     </w:p>
+    <w:p/>
+    <w:p/>
+    <w:p/>
     <w:p>
       <w:pPr>
         <w:spacing w:before="720" w:after="720" w:line="480" w:lineRule="auto"/>
@@ -4029,6 +4035,9 @@
         <w:t>Abstracts were accessed on-site at the PSAU Library with proper authorization. Student names were fully anonymized using discipline codes (Acs1–Acs10, Aas1–Aas10, VM1–VM20, B1–B20) before analysis began. Thesis titles that appear as quoted wording inside an abstract (source text) were redacted in the coded appendix where they identified the work. Residual title fragments, if any, do not include student names. The study analyzed linguistic patterns in text, not student performance or personal information. All data files were stored on password-protected devices and encrypted cloud storage accessible only to the researcher and thesis adviser. These files are retained for five years to support verification of coding decisions by future researchers and to allow for follow-up comparative studies, after which they are permanently deleted in line with standard academic data retention practice.</w:t>
       </w:r>
     </w:p>
+    <w:p/>
+    <w:p/>
+    <w:p/>
     <w:p>
       <w:pPr>
         <w:spacing w:before="720" w:after="720" w:line="480" w:lineRule="auto"/>
@@ -11130,6 +11139,11 @@
         <w:t xml:space="preserve">The study cannot separate genuine field norms from adviser-enforced conventions. The findings describe the ratified abstracts, not individual cognition. Read as a local baseline, the corpus supports a limited claim: among these three PSAU programs, the only pairwise density contrast that survives correction is Biology versus Veterinary Medicine, and that contrast is not reducible to outcome type in the Binary cell comparison above. Whether that pattern reflects program practice, adviser feedback, or other institutional factors cannot be decided from abstract text alone; the present study maps the textual result, not its causes.</w:t>
       </w:r>
     </w:p>
+    <w:p>
+      <w:r>
+        <w:br w:type="page"/>
+      </w:r>
+    </w:p>
     <w:p/>
     <w:p/>
     <w:p>
@@ -11406,6 +11420,12 @@
         </w:rPr>
       </w:r>
     </w:p>
+    <w:p>
+      <w:r>
+        <w:br w:type="page"/>
+      </w:r>
+    </w:p>
+    <w:p/>
     <w:p/>
     <w:p>
       <w:pPr>
@@ -12349,12 +12369,18 @@
       </w:r>
     </w:p>
     <w:p>
+      <w:r>
+        <w:br w:type="page"/>
+      </w:r>
+    </w:p>
+    <w:p/>
+    <w:p/>
+    <w:p>
       <w:pPr>
         <w:keepNext w:val="1"/>
-        <w:spacing w:before="720" w:after="720" w:line="480" w:lineRule="auto"/>
+        <w:spacing w:before="240" w:after="240" w:line="240" w:lineRule="auto"/>
         <w:jc w:val="center"/>
         <w:rPr/>
-        <w:pageBreakBefore/>
       </w:pPr>
       <w:r>
         <w:rPr>
@@ -12377,6 +12403,9 @@
         </w:rPr>
       </w:r>
     </w:p>
+    <w:p/>
+    <w:p/>
+    <w:p/>
     <w:p>
       <w:pPr>
         <w:spacing w:before="40" w:after="20" w:line="264" w:lineRule="auto"/>
@@ -19839,9 +19868,12 @@
         </w:rPr>
       </w:r>
     </w:p>
-    <w:p>
-      <w:pPr>
-        <w:spacing w:before="720" w:after="720" w:line="480" w:lineRule="auto"/>
+    <w:p/>
+    <w:p/>
+    <w:p/>
+    <w:p>
+      <w:pPr>
+        <w:spacing w:before="120" w:after="0" w:line="456" w:lineRule="auto"/>
         <w:jc w:val="center"/>
         <w:rPr/>
       </w:pPr>
@@ -20691,10 +20723,13 @@
         </w:rPr>
       </w:r>
     </w:p>
+    <w:p/>
+    <w:p/>
+    <w:p/>
     <w:p>
       <w:pPr>
         <w:keepNext w:val="1"/>
-        <w:spacing w:before="720" w:after="720" w:line="480" w:lineRule="auto"/>
+        <w:spacing w:before="720" w:after="0" w:line="480" w:lineRule="auto"/>
         <w:jc w:val="center"/>
         <w:rPr/>
       </w:pPr>

--- a/thesis/003_ThesisProposal_Draft_090.docx
+++ b/thesis/003_ThesisProposal_Draft_090.docx
@@ -281,9 +281,6 @@
         <w:t xml:space="preserve">October 2026</w:t>
       </w:r>
     </w:p>
-    <w:p/>
-    <w:p/>
-    <w:p/>
     <w:p>
       <w:pPr>
         <w:spacing w:before="720" w:after="720" w:line="480" w:lineRule="auto"/>
@@ -2186,9 +2183,6 @@
         </w:rPr>
       </w:r>
     </w:p>
-    <w:p/>
-    <w:p/>
-    <w:p/>
     <w:p>
       <w:pPr>
         <w:spacing w:before="720" w:after="720" w:line="480" w:lineRule="auto"/>
@@ -4035,9 +4029,6 @@
         <w:t>Abstracts were accessed on-site at the PSAU Library with proper authorization. Student names were fully anonymized using discipline codes (Acs1–Acs10, Aas1–Aas10, VM1–VM20, B1–B20) before analysis began. Thesis titles that appear as quoted wording inside an abstract (source text) were redacted in the coded appendix where they identified the work. Residual title fragments, if any, do not include student names. The study analyzed linguistic patterns in text, not student performance or personal information. All data files were stored on password-protected devices and encrypted cloud storage accessible only to the researcher and thesis adviser. These files are retained for five years to support verification of coding decisions by future researchers and to allow for follow-up comparative studies, after which they are permanently deleted in line with standard academic data retention practice.</w:t>
       </w:r>
     </w:p>
-    <w:p/>
-    <w:p/>
-    <w:p/>
     <w:p>
       <w:pPr>
         <w:spacing w:before="720" w:after="720" w:line="480" w:lineRule="auto"/>
@@ -11140,12 +11131,27 @@
       </w:r>
     </w:p>
     <w:p>
+      <w:pPr>
+        <w:spacing w:before="0" w:after="0" w:line="480" w:lineRule="auto"/>
+        <w:ind w:firstLine="720"/>
+        <w:jc w:val="both"/>
+        <w:rPr/>
+      </w:pPr>
+      <w:r>
+        <w:rPr>
+          <w:rtl w:val="0"/>
+        </w:rPr>
+        <w:t/>
+      </w:r>
+    </w:p>
+    <w:p>
+      <w:pPr>
+        <w:spacing w:before="0" w:after="0" w:line="240" w:lineRule="auto"/>
+      </w:pPr>
       <w:r>
         <w:br w:type="page"/>
       </w:r>
     </w:p>
-    <w:p/>
-    <w:p/>
     <w:p>
       <w:pPr>
         <w:spacing w:before="720" w:after="720" w:line="480" w:lineRule="auto"/>
@@ -11421,12 +11427,13 @@
       </w:r>
     </w:p>
     <w:p>
+      <w:pPr>
+        <w:spacing w:before="0" w:after="0" w:line="240" w:lineRule="auto"/>
+      </w:pPr>
       <w:r>
         <w:br w:type="page"/>
       </w:r>
     </w:p>
-    <w:p/>
-    <w:p/>
     <w:p>
       <w:pPr>
         <w:spacing w:before="720" w:after="720" w:line="480" w:lineRule="auto"/>
@@ -12369,18 +12376,12 @@
       </w:r>
     </w:p>
     <w:p>
-      <w:r>
-        <w:br w:type="page"/>
-      </w:r>
-    </w:p>
-    <w:p/>
-    <w:p/>
-    <w:p>
       <w:pPr>
         <w:keepNext w:val="1"/>
         <w:spacing w:before="240" w:after="240" w:line="240" w:lineRule="auto"/>
         <w:jc w:val="center"/>
         <w:rPr/>
+        <w:pageBreakBefore w:val="1"/>
       </w:pPr>
       <w:r>
         <w:rPr>
@@ -12403,9 +12404,6 @@
         </w:rPr>
       </w:r>
     </w:p>
-    <w:p/>
-    <w:p/>
-    <w:p/>
     <w:p>
       <w:pPr>
         <w:spacing w:before="40" w:after="20" w:line="264" w:lineRule="auto"/>
@@ -19868,9 +19866,6 @@
         </w:rPr>
       </w:r>
     </w:p>
-    <w:p/>
-    <w:p/>
-    <w:p/>
     <w:p>
       <w:pPr>
         <w:spacing w:before="120" w:after="0" w:line="456" w:lineRule="auto"/>
@@ -20723,15 +20718,13 @@
         </w:rPr>
       </w:r>
     </w:p>
-    <w:p/>
-    <w:p/>
-    <w:p/>
     <w:p>
       <w:pPr>
         <w:keepNext w:val="1"/>
-        <w:spacing w:before="720" w:after="0" w:line="480" w:lineRule="auto"/>
+        <w:spacing w:before="240" w:after="0" w:line="480" w:lineRule="auto"/>
         <w:jc w:val="center"/>
         <w:rPr/>
+        <w:pageBreakBefore/>
       </w:pPr>
       <w:r>
         <w:rPr>

--- a/thesis/003_ThesisProposal_Draft_090.docx
+++ b/thesis/003_ThesisProposal_Draft_090.docx
@@ -12075,7 +12075,7 @@
       <w:r>
         <w:rPr>
           <w:rFonts w:ascii="Georgia" w:hAnsi="Georgia" w:eastAsia="Georgia" w:cs="Georgia"/>
-          <w:i/>
+          <w:i w:val="0"/>
           <w:sz w:val="22"/>
           <w:szCs w:val="22"/>
         </w:rPr>

--- a/thesis/003_ThesisProposal_Draft_090.docx
+++ b/thesis/003_ThesisProposal_Draft_090.docx
@@ -11154,6 +11154,18 @@
     </w:p>
     <w:p>
       <w:pPr>
+        <w:sectPr>
+          <w:type w:val="nextPage"/>
+          <w:pgSz w:h="16838" w:w="11906" w:orient="portrait"/>
+          <w:pgMar w:bottom="1440" w:top="1440" w:left="2160" w:right="1440" w:header="720" w:footer="720"/>
+          <w:headerReference w:type="default" r:id="rId11"/>
+          <w:headerReference w:type="first" r:id="rId12"/>
+          <w:titlePg/>
+        </w:sectPr>
+      </w:pPr>
+    </w:p>
+    <w:p>
+      <w:pPr>
         <w:spacing w:before="720" w:after="720" w:line="480" w:lineRule="auto"/>
         <w:jc w:val="center"/>
         <w:rPr/>
@@ -11436,6 +11448,18 @@
     </w:p>
     <w:p>
       <w:pPr>
+        <w:sectPr>
+          <w:type w:val="nextPage"/>
+          <w:pgSz w:h="16838" w:w="11906" w:orient="portrait"/>
+          <w:pgMar w:bottom="1440" w:top="1440" w:left="2160" w:right="1440" w:header="720" w:footer="720"/>
+          <w:headerReference w:type="default" r:id="rId11"/>
+          <w:headerReference w:type="first" r:id="rId12"/>
+          <w:titlePg/>
+        </w:sectPr>
+      </w:pPr>
+    </w:p>
+    <w:p>
+      <w:pPr>
         <w:spacing w:before="720" w:after="720" w:line="480" w:lineRule="auto"/>
         <w:jc w:val="center"/>
         <w:rPr/>
@@ -12377,11 +12401,22 @@
     </w:p>
     <w:p>
       <w:pPr>
+        <w:sectPr>
+          <w:type w:val="nextPage"/>
+          <w:pgSz w:h="16838" w:w="11906" w:orient="portrait"/>
+          <w:pgMar w:bottom="1440" w:top="1440" w:left="2160" w:right="1440" w:header="720" w:footer="720"/>
+          <w:headerReference w:type="default" r:id="rId11"/>
+          <w:headerReference w:type="first" r:id="rId12"/>
+          <w:titlePg/>
+        </w:sectPr>
+      </w:pPr>
+    </w:p>
+    <w:p>
+      <w:pPr>
         <w:keepNext w:val="1"/>
         <w:spacing w:before="240" w:after="240" w:line="240" w:lineRule="auto"/>
         <w:jc w:val="center"/>
         <w:rPr/>
-        <w:pageBreakBefore w:val="1"/>
       </w:pPr>
       <w:r>
         <w:rPr>

--- a/thesis/003_ThesisProposal_Draft_090.docx
+++ b/thesis/003_ThesisProposal_Draft_090.docx
@@ -19903,7 +19903,19 @@
     </w:p>
     <w:p>
       <w:pPr>
-        <w:spacing w:before="120" w:after="0" w:line="456" w:lineRule="auto"/>
+        <w:sectPr>
+          <w:type w:val="nextPage"/>
+          <w:pgSz w:h="16838" w:w="11906" w:orient="portrait"/>
+          <w:pgMar w:bottom="1440" w:top="1440" w:left="2160" w:right="1440" w:header="720" w:footer="720"/>
+          <w:headerReference w:type="default" r:id="rId11"/>
+          <w:headerReference w:type="first" r:id="rId12"/>
+          <w:titlePg/>
+        </w:sectPr>
+      </w:pPr>
+    </w:p>
+    <w:p>
+      <w:pPr>
+        <w:spacing w:before="720" w:after="720" w:line="480" w:lineRule="auto"/>
         <w:jc w:val="center"/>
         <w:rPr/>
       </w:pPr>

--- a/thesis/003_ThesisProposal_Draft_090.docx
+++ b/thesis/003_ThesisProposal_Draft_090.docx
@@ -19790,7 +19790,7 @@
     </w:tbl>
     <w:p>
       <w:pPr>
-        <w:spacing w:before="0" w:after="8" w:line="360" w:lineRule="auto"/>
+        <w:spacing w:before="0" w:after="0" w:line="240" w:lineRule="auto"/>
         <w:ind w:firstLine="720"/>
         <w:jc w:val="both"/>
         <w:rPr/>
@@ -19818,7 +19818,7 @@
     </w:p>
     <w:p>
       <w:pPr>
-        <w:spacing w:before="0" w:after="8" w:line="360" w:lineRule="auto"/>
+        <w:spacing w:before="0" w:after="0" w:line="240" w:lineRule="auto"/>
         <w:ind w:firstLine="720"/>
         <w:jc w:val="both"/>
         <w:rPr/>
@@ -19847,7 +19847,7 @@
     </w:p>
     <w:p>
       <w:pPr>
-        <w:spacing w:before="0" w:after="8" w:line="360" w:lineRule="auto"/>
+        <w:spacing w:before="0" w:after="0" w:line="240" w:lineRule="auto"/>
         <w:ind w:firstLine="720"/>
         <w:jc w:val="both"/>
         <w:rPr/>
@@ -19876,7 +19876,7 @@
     </w:p>
     <w:p>
       <w:pPr>
-        <w:spacing w:before="0" w:after="8" w:line="360" w:lineRule="auto"/>
+        <w:spacing w:before="0" w:after="0" w:line="240" w:lineRule="auto"/>
         <w:jc w:val="left"/>
         <w:rPr/>
       </w:pPr>

--- a/thesis/003_ThesisProposal_Draft_090.docx
+++ b/thesis/003_ThesisProposal_Draft_090.docx
@@ -19790,7 +19790,7 @@
     </w:tbl>
     <w:p>
       <w:pPr>
-        <w:spacing w:before="0" w:after="0" w:line="240" w:lineRule="auto"/>
+        <w:spacing w:before="0" w:after="8" w:line="360" w:lineRule="auto"/>
         <w:ind w:firstLine="720"/>
         <w:jc w:val="both"/>
         <w:rPr/>
@@ -19818,7 +19818,7 @@
     </w:p>
     <w:p>
       <w:pPr>
-        <w:spacing w:before="0" w:after="0" w:line="240" w:lineRule="auto"/>
+        <w:spacing w:before="0" w:after="8" w:line="360" w:lineRule="auto"/>
         <w:ind w:firstLine="720"/>
         <w:jc w:val="both"/>
         <w:rPr/>
@@ -19847,7 +19847,7 @@
     </w:p>
     <w:p>
       <w:pPr>
-        <w:spacing w:before="0" w:after="0" w:line="240" w:lineRule="auto"/>
+        <w:spacing w:before="0" w:after="8" w:line="360" w:lineRule="auto"/>
         <w:ind w:firstLine="720"/>
         <w:jc w:val="both"/>
         <w:rPr/>
@@ -19903,20 +19903,8 @@
     </w:p>
     <w:p>
       <w:pPr>
-        <w:sectPr>
-          <w:type w:val="nextPage"/>
-          <w:pgSz w:h="16838" w:w="11906" w:orient="portrait"/>
-          <w:pgMar w:bottom="1440" w:top="1440" w:left="2160" w:right="1440" w:header="720" w:footer="720"/>
-          <w:headerReference w:type="default" r:id="rId11"/>
-          <w:headerReference w:type="first" r:id="rId12"/>
-          <w:titlePg/>
-        </w:sectPr>
-      </w:pPr>
-    </w:p>
-    <w:p>
-      <w:pPr>
-        <w:spacing w:before="720" w:after="720" w:line="480" w:lineRule="auto"/>
-        <w:jc w:val="center"/>
+        <w:spacing w:before="120" w:after="0" w:line="456" w:lineRule="auto"/>
+        <w:jc w:val="left"/>
         <w:rPr/>
       </w:pPr>
       <w:r>

--- a/thesis/003_ThesisProposal_Draft_090.docx
+++ b/thesis/003_ThesisProposal_Draft_090.docx
@@ -19876,7 +19876,7 @@
     </w:p>
     <w:p>
       <w:pPr>
-        <w:spacing w:before="0" w:after="0" w:line="240" w:lineRule="auto"/>
+        <w:spacing w:before="0" w:after="8" w:line="360" w:lineRule="auto"/>
         <w:jc w:val="left"/>
         <w:rPr/>
       </w:pPr>

--- a/thesis/003_ThesisProposal_Draft_090.docx
+++ b/thesis/003_ThesisProposal_Draft_090.docx
@@ -12442,13 +12442,13 @@
     <w:p>
       <w:pPr>
         <w:spacing w:before="40" w:after="20" w:line="264" w:lineRule="auto"/>
-        <w:jc w:val="center"/>
+        <w:jc w:val="left"/>
         <w:rPr/>
       </w:pPr>
       <w:r>
         <w:rPr>
           <w:rFonts w:ascii="Georgia" w:cs="Georgia" w:eastAsia="Georgia" w:hAnsi="Georgia"/>
-          <w:sz w:val="28"/>
+          <w:sz w:val="22"/>
           <w:szCs w:val="22"/>
           <w:rtl w:val="0"/>
           <w:b/>
@@ -17691,7 +17691,7 @@
     <w:p>
       <w:pPr>
         <w:spacing w:before="40" w:after="14" w:line="360" w:lineRule="auto"/>
-        <w:jc w:val="left"/>
+        <w:jc w:val="both"/>
         <w:rPr/>
       </w:pPr>
       <w:r>

--- a/thesis/003_ThesisProposal_Draft_090.docx
+++ b/thesis/003_ThesisProposal_Draft_090.docx
@@ -12442,7 +12442,7 @@
     <w:p>
       <w:pPr>
         <w:spacing w:before="40" w:after="20" w:line="264" w:lineRule="auto"/>
-        <w:jc w:val="left"/>
+        <w:jc w:val="center"/>
         <w:rPr/>
       </w:pPr>
       <w:r>
@@ -17691,7 +17691,7 @@
     <w:p>
       <w:pPr>
         <w:spacing w:before="40" w:after="14" w:line="360" w:lineRule="auto"/>
-        <w:jc w:val="both"/>
+        <w:jc w:val="left"/>
         <w:rPr/>
       </w:pPr>
       <w:r>

--- a/thesis/003_ThesisProposal_Draft_090.docx
+++ b/thesis/003_ThesisProposal_Draft_090.docx
@@ -12442,7 +12442,7 @@
     <w:p>
       <w:pPr>
         <w:spacing w:before="40" w:after="20" w:line="264" w:lineRule="auto"/>
-        <w:jc w:val="center"/>
+        <w:jc w:val="left"/>
         <w:rPr/>
       </w:pPr>
       <w:r>
@@ -17691,7 +17691,7 @@
     <w:p>
       <w:pPr>
         <w:spacing w:before="40" w:after="14" w:line="360" w:lineRule="auto"/>
-        <w:jc w:val="left"/>
+        <w:jc w:val="both"/>
         <w:rPr/>
       </w:pPr>
       <w:r>

--- a/thesis/003_ThesisProposal_Draft_090.docx
+++ b/thesis/003_ThesisProposal_Draft_090.docx
@@ -12442,7 +12442,7 @@
     <w:p>
       <w:pPr>
         <w:spacing w:before="40" w:after="20" w:line="264" w:lineRule="auto"/>
-        <w:jc w:val="left"/>
+        <w:jc w:val="center"/>
         <w:rPr/>
       </w:pPr>
       <w:r>

--- a/thesis/003_ThesisProposal_Draft_090.docx
+++ b/thesis/003_ThesisProposal_Draft_090.docx
@@ -11154,18 +11154,6 @@
     </w:p>
     <w:p>
       <w:pPr>
-        <w:sectPr>
-          <w:type w:val="nextPage"/>
-          <w:pgSz w:h="16838" w:w="11906" w:orient="portrait"/>
-          <w:pgMar w:bottom="1440" w:top="1440" w:left="2160" w:right="1440" w:header="720" w:footer="720"/>
-          <w:headerReference w:type="default" r:id="rId11"/>
-          <w:headerReference w:type="first" r:id="rId12"/>
-          <w:titlePg/>
-        </w:sectPr>
-      </w:pPr>
-    </w:p>
-    <w:p>
-      <w:pPr>
         <w:spacing w:before="720" w:after="720" w:line="480" w:lineRule="auto"/>
         <w:jc w:val="center"/>
         <w:rPr/>
@@ -11448,18 +11436,6 @@
     </w:p>
     <w:p>
       <w:pPr>
-        <w:sectPr>
-          <w:type w:val="nextPage"/>
-          <w:pgSz w:h="16838" w:w="11906" w:orient="portrait"/>
-          <w:pgMar w:bottom="1440" w:top="1440" w:left="2160" w:right="1440" w:header="720" w:footer="720"/>
-          <w:headerReference w:type="default" r:id="rId11"/>
-          <w:headerReference w:type="first" r:id="rId12"/>
-          <w:titlePg/>
-        </w:sectPr>
-      </w:pPr>
-    </w:p>
-    <w:p>
-      <w:pPr>
         <w:spacing w:before="720" w:after="720" w:line="480" w:lineRule="auto"/>
         <w:jc w:val="center"/>
         <w:rPr/>
@@ -12401,22 +12377,11 @@
     </w:p>
     <w:p>
       <w:pPr>
-        <w:sectPr>
-          <w:type w:val="nextPage"/>
-          <w:pgSz w:h="16838" w:w="11906" w:orient="portrait"/>
-          <w:pgMar w:bottom="1440" w:top="1440" w:left="2160" w:right="1440" w:header="720" w:footer="720"/>
-          <w:headerReference w:type="default" r:id="rId11"/>
-          <w:headerReference w:type="first" r:id="rId12"/>
-          <w:titlePg/>
-        </w:sectPr>
-      </w:pPr>
-    </w:p>
-    <w:p>
-      <w:pPr>
         <w:keepNext w:val="1"/>
         <w:spacing w:before="240" w:after="240" w:line="240" w:lineRule="auto"/>
         <w:jc w:val="center"/>
         <w:rPr/>
+        <w:pageBreakBefore/>
       </w:pPr>
       <w:r>
         <w:rPr>

--- a/thesis/003_ThesisProposal_Draft_090.docx
+++ b/thesis/003_ThesisProposal_Draft_090.docx
@@ -11154,6 +11154,18 @@
     </w:p>
     <w:p>
       <w:pPr>
+        <w:sectPr>
+          <w:type w:val="nextPage"/>
+          <w:pgSz w:h="16838" w:w="11906" w:orient="portrait"/>
+          <w:pgMar w:bottom="1440" w:top="1440" w:left="2160" w:right="1440" w:header="720" w:footer="720"/>
+          <w:headerReference w:type="default" r:id="rId11"/>
+          <w:headerReference w:type="first" r:id="rId12"/>
+          <w:titlePg/>
+        </w:sectPr>
+      </w:pPr>
+    </w:p>
+    <w:p>
+      <w:pPr>
         <w:spacing w:before="720" w:after="720" w:line="480" w:lineRule="auto"/>
         <w:jc w:val="center"/>
         <w:rPr/>
@@ -11433,6 +11445,18 @@
       <w:r>
         <w:br w:type="page"/>
       </w:r>
+    </w:p>
+    <w:p>
+      <w:pPr>
+        <w:sectPr>
+          <w:type w:val="nextPage"/>
+          <w:pgSz w:h="16838" w:w="11906" w:orient="portrait"/>
+          <w:pgMar w:bottom="1440" w:top="1440" w:left="2160" w:right="1440" w:header="720" w:footer="720"/>
+          <w:headerReference w:type="default" r:id="rId11"/>
+          <w:headerReference w:type="first" r:id="rId12"/>
+          <w:titlePg/>
+        </w:sectPr>
+      </w:pPr>
     </w:p>
     <w:p>
       <w:pPr>

--- a/thesis/003_ThesisProposal_Draft_090.docx
+++ b/thesis/003_ThesisProposal_Draft_090.docx
@@ -11154,18 +11154,6 @@
     </w:p>
     <w:p>
       <w:pPr>
-        <w:sectPr>
-          <w:type w:val="nextPage"/>
-          <w:pgSz w:h="16838" w:w="11906" w:orient="portrait"/>
-          <w:pgMar w:bottom="1440" w:top="1440" w:left="2160" w:right="1440" w:header="720" w:footer="720"/>
-          <w:headerReference w:type="default" r:id="rId11"/>
-          <w:headerReference w:type="first" r:id="rId12"/>
-          <w:titlePg/>
-        </w:sectPr>
-      </w:pPr>
-    </w:p>
-    <w:p>
-      <w:pPr>
         <w:spacing w:before="720" w:after="720" w:line="480" w:lineRule="auto"/>
         <w:jc w:val="center"/>
         <w:rPr/>
@@ -11445,18 +11433,6 @@
       <w:r>
         <w:br w:type="page"/>
       </w:r>
-    </w:p>
-    <w:p>
-      <w:pPr>
-        <w:sectPr>
-          <w:type w:val="nextPage"/>
-          <w:pgSz w:h="16838" w:w="11906" w:orient="portrait"/>
-          <w:pgMar w:bottom="1440" w:top="1440" w:left="2160" w:right="1440" w:header="720" w:footer="720"/>
-          <w:headerReference w:type="default" r:id="rId11"/>
-          <w:headerReference w:type="first" r:id="rId12"/>
-          <w:titlePg/>
-        </w:sectPr>
-      </w:pPr>
     </w:p>
     <w:p>
       <w:pPr>

--- a/thesis/003_ThesisProposal_Draft_090.docx
+++ b/thesis/003_ThesisProposal_Draft_090.docx
@@ -12407,7 +12407,7 @@
     <w:p>
       <w:pPr>
         <w:spacing w:before="40" w:after="20" w:line="264" w:lineRule="auto"/>
-        <w:jc w:val="center"/>
+        <w:jc w:val="left"/>
         <w:rPr/>
       </w:pPr>
       <w:r>

--- a/thesis/003_ThesisProposal_Draft_090.docx
+++ b/thesis/003_ThesisProposal_Draft_090.docx
@@ -1144,12 +1144,11 @@
       <w:pPr>
         <w:spacing w:before="120" w:after="240" w:line="480" w:lineRule="auto"/>
         <w:jc w:val="center"/>
-        <w:keepNext/>
       </w:pPr>
       <w:r>
         <w:drawing>
           <wp:inline>
-            <wp:extent cx="3520440" cy="2787015"/>
+            <wp:extent cx="5029200" cy="3981450"/>
             <wp:docPr id="1" name="Picture 1"/>
             <wp:cNvGraphicFramePr>
               <a:graphicFrameLocks noChangeAspect="1"/>
@@ -2436,7 +2435,7 @@
           <w:rFonts w:ascii="Georgia" w:hAnsi="Georgia" w:cs="Georgia" w:eastAsia="Georgia"/>
           <w:i w:val="0"/>
           <w:iCs w:val="0"/>
-          <w:sz w:val="22"/>
+          <w:sz w:val="24"/>
           <w:szCs w:val="24"/>
           <w:rtl w:val="0"/>
           <w:b w:val="0"/>
@@ -10297,7 +10296,7 @@
         <w:rPr>
           <w:rFonts w:ascii="Georgia" w:hAnsi="Georgia" w:cs="Georgia" w:eastAsia="Georgia"/>
           <w:b w:val="0"/>
-          <w:sz w:val="22"/>
+          <w:sz w:val="24"/>
           <w:szCs w:val="24"/>
         </w:rPr>
         <w:t xml:space="preserve">Outcome Type by Discipline</w:t>
@@ -12381,7 +12380,7 @@
         <w:spacing w:before="240" w:after="240" w:line="240" w:lineRule="auto"/>
         <w:jc w:val="center"/>
         <w:rPr/>
-        <w:pageBreakBefore/>
+        <w:pageBreakBefore w:val="1"/>
       </w:pPr>
       <w:r>
         <w:rPr>
@@ -20233,17 +20232,17 @@
           <w:bCs w:val="0"/>
           <w:i w:val="0"/>
           <w:iCs w:val="0"/>
-          <w:sz w:val="22"/>
-          <w:szCs w:val="24"/>
-          <w:rtl w:val="0"/>
-        </w:rPr>
-        <w:t xml:space="preserve">“The results suggested that...” (Lexical Verb - Epistemic Caution)</w:t>
-      </w:r>
-      <w:r>
-        <w:rPr>
-          <w:rtl w:val="0"/>
           <w:sz w:val="24"/>
           <w:szCs w:val="24"/>
+          <w:rtl w:val="0"/>
+        </w:rPr>
+        <w:t xml:space="preserve">“The results suggested that...” (Lexical Verb - Epistemic Caution)</w:t>
+      </w:r>
+      <w:r>
+        <w:rPr>
+          <w:rtl w:val="0"/>
+          <w:sz w:val="24"/>
+          <w:szCs w:val="24"/>
         </w:rPr>
       </w:r>
     </w:p>
@@ -20260,7 +20259,7 @@
           <w:bCs w:val="0"/>
           <w:i w:val="0"/>
           <w:iCs w:val="0"/>
-          <w:sz w:val="22"/>
+          <w:sz w:val="24"/>
           <w:szCs w:val="24"/>
           <w:rtl w:val="0"/>
         </w:rPr>
@@ -20722,7 +20721,7 @@
       <w:pPr>
         <w:keepNext w:val="1"/>
         <w:spacing w:before="240" w:after="0" w:line="480" w:lineRule="auto"/>
-        <w:jc w:val="center"/>
+        <w:jc w:val="left"/>
         <w:rPr/>
         <w:pageBreakBefore/>
       </w:pPr>

--- a/thesis/003_ThesisProposal_Draft_090.docx
+++ b/thesis/003_ThesisProposal_Draft_090.docx
@@ -29170,9 +29170,12 @@
       </w:r>
     </w:p>
     <w:sectPr>
+      <w:headerReference r:id="rId9" w:type="default"/>
+      <w:headerReference r:id="rId10" w:type="first"/>
       <w:type w:val="nextPage"/>
       <w:pgSz w:h="16838" w:w="11906" w:orient="portrait"/>
       <w:pgMar w:bottom="1440" w:top="1440" w:left="2160" w:right="1440" w:header="720" w:footer="720"/>
+      <w:titlePg/>
     </w:sectPr>
   </w:body>
 </w:document>
